--- a/bai6.docx
+++ b/bai6.docx
@@ -21,7 +21,18 @@
     <w:p>
       <w:pPr>
         <w:keepNext/>
+        <w:numPr>
+          <w:ilvl w:val="0"/>
+          <w:numId w:val="1"/>
+        </w:numPr>
         <w:spacing w:before="240" w:after="120"/>
+        <w:rPr>
+          <w:rFonts w:ascii="Times New Roman" w:hAnsi="Times New Roman" w:eastAsia="Times New Roman" w:cs="Times New Roman"/>
+          <w:b/>
+          <w:bCs/>
+          <w:sz w:val="28"/>
+          <w:szCs w:val="28"/>
+        </w:rPr>
       </w:pPr>
       <w:r>
         <w:rPr>
@@ -31,25 +42,13 @@
           <w:sz w:val="28"/>
           <w:szCs w:val="28"/>
         </w:rPr>
-        <w:t xml:space="preserve">1. Bốn tầng </w:t>
-      </w:r>
-      <w:bookmarkStart w:id="0" w:name="_GoBack"/>
-      <w:bookmarkEnd w:id="0"/>
-      <w:r>
-        <w:rPr>
-          <w:rFonts w:ascii="Times New Roman" w:hAnsi="Times New Roman" w:eastAsia="Times New Roman" w:cs="Times New Roman"/>
-          <w:b/>
-          <w:bCs/>
-          <w:sz w:val="28"/>
-          <w:szCs w:val="28"/>
-        </w:rPr>
-        <w:t>DIKW</w:t>
+        <w:t>Bốn tầng DIKW</w:t>
       </w:r>
     </w:p>
     <w:tbl>
       <w:tblPr>
-        <w:tblStyle w:val="9"/>
-        <w:tblW w:w="9026" w:type="dxa"/>
+        <w:tblStyle w:val="16"/>
+        <w:tblW w:w="0" w:type="auto"/>
         <w:tblInd w:w="0" w:type="dxa"/>
         <w:tblBorders>
           <w:top w:val="single" w:color="auto" w:sz="4" w:space="0"/>
@@ -61,16 +60,13 @@
         </w:tblBorders>
         <w:tblLayout w:type="autofit"/>
         <w:tblCellMar>
-          <w:top w:w="0" w:type="dxa"/>
-          <w:left w:w="10" w:type="dxa"/>
-          <w:bottom w:w="0" w:type="dxa"/>
-          <w:right w:w="10" w:type="dxa"/>
+          <w:left w:w="108" w:type="dxa"/>
+          <w:right w:w="108" w:type="dxa"/>
         </w:tblCellMar>
       </w:tblPr>
       <w:tblGrid>
-        <w:gridCol w:w="1950"/>
-        <w:gridCol w:w="3400"/>
-        <w:gridCol w:w="3676"/>
+        <w:gridCol w:w="4643"/>
+        <w:gridCol w:w="4644"/>
       </w:tblGrid>
       <w:tr>
         <w:tblPrEx>
@@ -83,99 +79,71 @@
             <w:insideV w:val="single" w:color="auto" w:sz="4" w:space="0"/>
           </w:tblBorders>
           <w:tblCellMar>
-            <w:top w:w="0" w:type="dxa"/>
-            <w:left w:w="10" w:type="dxa"/>
-            <w:bottom w:w="0" w:type="dxa"/>
-            <w:right w:w="10" w:type="dxa"/>
+            <w:left w:w="108" w:type="dxa"/>
+            <w:right w:w="108" w:type="dxa"/>
           </w:tblCellMar>
         </w:tblPrEx>
         <w:tc>
           <w:tcPr>
-            <w:tcW w:w="1950" w:type="dxa"/>
-            <w:tcBorders>
-              <w:top w:val="single" w:color="808080" w:sz="4" w:space="0"/>
-              <w:left w:val="single" w:color="808080" w:sz="4" w:space="0"/>
-              <w:bottom w:val="single" w:color="808080" w:sz="4" w:space="0"/>
-              <w:right w:val="single" w:color="808080" w:sz="4" w:space="0"/>
-            </w:tcBorders>
-            <w:shd w:val="clear" w:color="auto" w:fill="D9E2F3"/>
-            <w:tcMar>
-              <w:top w:w="60" w:type="dxa"/>
-              <w:left w:w="100" w:type="dxa"/>
-              <w:bottom w:w="60" w:type="dxa"/>
-              <w:right w:w="100" w:type="dxa"/>
-            </w:tcMar>
-          </w:tcPr>
-          <w:p>
-            <w:r>
-              <w:rPr>
-                <w:rFonts w:ascii="Times New Roman" w:hAnsi="Times New Roman" w:eastAsia="Times New Roman" w:cs="Times New Roman"/>
+            <w:tcW w:w="4643" w:type="dxa"/>
+          </w:tcPr>
+          <w:p>
+            <w:pPr>
+              <w:keepNext/>
+              <w:numPr>
+                <w:numId w:val="0"/>
+              </w:numPr>
+              <w:spacing w:before="240" w:after="120"/>
+              <w:rPr>
+                <w:rFonts w:hint="default" w:ascii="Times New Roman" w:hAnsi="Times New Roman" w:eastAsia="Times New Roman" w:cs="Times New Roman"/>
                 <w:b/>
                 <w:bCs/>
                 <w:sz w:val="28"/>
                 <w:szCs w:val="28"/>
-              </w:rPr>
-              <w:t>Tầng</w:t>
-            </w:r>
-          </w:p>
-        </w:tc>
-        <w:tc>
-          <w:tcPr>
-            <w:tcW w:w="3400" w:type="dxa"/>
-            <w:tcBorders>
-              <w:top w:val="single" w:color="808080" w:sz="4" w:space="0"/>
-              <w:left w:val="single" w:color="808080" w:sz="4" w:space="0"/>
-              <w:bottom w:val="single" w:color="808080" w:sz="4" w:space="0"/>
-              <w:right w:val="single" w:color="808080" w:sz="4" w:space="0"/>
-            </w:tcBorders>
-            <w:shd w:val="clear" w:color="auto" w:fill="D9E2F3"/>
-            <w:tcMar>
-              <w:top w:w="60" w:type="dxa"/>
-              <w:left w:w="100" w:type="dxa"/>
-              <w:bottom w:w="60" w:type="dxa"/>
-              <w:right w:w="100" w:type="dxa"/>
-            </w:tcMar>
-          </w:tcPr>
-          <w:p>
-            <w:r>
-              <w:rPr>
-                <w:rFonts w:ascii="Times New Roman" w:hAnsi="Times New Roman" w:eastAsia="Times New Roman" w:cs="Times New Roman"/>
+                <w:vertAlign w:val="baseline"/>
+              </w:rPr>
+            </w:pPr>
+            <w:r>
+              <w:rPr>
+                <w:rFonts w:hint="default" w:ascii="Times New Roman" w:hAnsi="Times New Roman" w:eastAsia="SimSun" w:cs="Times New Roman"/>
                 <w:b/>
                 <w:bCs/>
                 <w:sz w:val="28"/>
                 <w:szCs w:val="28"/>
               </w:rPr>
-              <w:t>Nội dung</w:t>
-            </w:r>
-          </w:p>
-        </w:tc>
-        <w:tc>
-          <w:tcPr>
-            <w:tcW w:w="3676" w:type="dxa"/>
-            <w:tcBorders>
-              <w:top w:val="single" w:color="808080" w:sz="4" w:space="0"/>
-              <w:left w:val="single" w:color="808080" w:sz="4" w:space="0"/>
-              <w:bottom w:val="single" w:color="808080" w:sz="4" w:space="0"/>
-              <w:right w:val="single" w:color="808080" w:sz="4" w:space="0"/>
-            </w:tcBorders>
-            <w:shd w:val="clear" w:color="auto" w:fill="D9E2F3"/>
-            <w:tcMar>
-              <w:top w:w="60" w:type="dxa"/>
-              <w:left w:w="100" w:type="dxa"/>
-              <w:bottom w:w="60" w:type="dxa"/>
-              <w:right w:w="100" w:type="dxa"/>
-            </w:tcMar>
-          </w:tcPr>
-          <w:p>
-            <w:r>
-              <w:rPr>
-                <w:rFonts w:ascii="Times New Roman" w:hAnsi="Times New Roman" w:eastAsia="Times New Roman" w:cs="Times New Roman"/>
+              <w:t>Tầng</w:t>
+            </w:r>
+          </w:p>
+        </w:tc>
+        <w:tc>
+          <w:tcPr>
+            <w:tcW w:w="4644" w:type="dxa"/>
+          </w:tcPr>
+          <w:p>
+            <w:pPr>
+              <w:keepNext/>
+              <w:numPr>
+                <w:numId w:val="0"/>
+              </w:numPr>
+              <w:spacing w:before="240" w:after="120"/>
+              <w:rPr>
+                <w:rFonts w:hint="default" w:ascii="Times New Roman" w:hAnsi="Times New Roman" w:eastAsia="Times New Roman" w:cs="Times New Roman"/>
                 <w:b/>
                 <w:bCs/>
                 <w:sz w:val="28"/>
                 <w:szCs w:val="28"/>
-              </w:rPr>
-              <w:t>Ví dụ</w:t>
+                <w:vertAlign w:val="baseline"/>
+              </w:rPr>
+            </w:pPr>
+            <w:r>
+              <w:rPr>
+                <w:rFonts w:hint="default" w:ascii="Times New Roman" w:hAnsi="Times New Roman" w:eastAsia="SimSun" w:cs="Times New Roman"/>
+                <w:b/>
+                <w:bCs/>
+                <w:sz w:val="28"/>
+                <w:szCs w:val="28"/>
+              </w:rPr>
+              <w:t>Nội dung</w:t>
             </w:r>
           </w:p>
         </w:tc>
@@ -191,34 +159,33 @@
             <w:insideV w:val="single" w:color="auto" w:sz="4" w:space="0"/>
           </w:tblBorders>
           <w:tblCellMar>
-            <w:top w:w="0" w:type="dxa"/>
-            <w:left w:w="10" w:type="dxa"/>
-            <w:bottom w:w="0" w:type="dxa"/>
-            <w:right w:w="10" w:type="dxa"/>
+            <w:left w:w="108" w:type="dxa"/>
+            <w:right w:w="108" w:type="dxa"/>
           </w:tblCellMar>
         </w:tblPrEx>
         <w:tc>
           <w:tcPr>
-            <w:tcW w:w="1950" w:type="dxa"/>
-            <w:tcBorders>
-              <w:top w:val="single" w:color="808080" w:sz="4" w:space="0"/>
-              <w:left w:val="single" w:color="808080" w:sz="4" w:space="0"/>
-              <w:bottom w:val="single" w:color="808080" w:sz="4" w:space="0"/>
-              <w:right w:val="single" w:color="808080" w:sz="4" w:space="0"/>
-            </w:tcBorders>
-            <w:tcMar>
-              <w:top w:w="60" w:type="dxa"/>
-              <w:left w:w="100" w:type="dxa"/>
-              <w:bottom w:w="60" w:type="dxa"/>
-              <w:right w:w="100" w:type="dxa"/>
-            </w:tcMar>
-          </w:tcPr>
-          <w:p>
-            <w:r>
-              <w:rPr>
-                <w:rFonts w:ascii="Times New Roman" w:hAnsi="Times New Roman" w:eastAsia="Times New Roman" w:cs="Times New Roman"/>
-                <w:b w:val="0"/>
-                <w:bCs w:val="0"/>
+            <w:tcW w:w="4643" w:type="dxa"/>
+          </w:tcPr>
+          <w:p>
+            <w:pPr>
+              <w:keepNext/>
+              <w:numPr>
+                <w:numId w:val="0"/>
+              </w:numPr>
+              <w:spacing w:before="240" w:after="120"/>
+              <w:rPr>
+                <w:rFonts w:hint="default" w:ascii="Times New Roman" w:hAnsi="Times New Roman" w:eastAsia="Times New Roman" w:cs="Times New Roman"/>
+                <w:b/>
+                <w:bCs/>
+                <w:sz w:val="28"/>
+                <w:szCs w:val="28"/>
+                <w:vertAlign w:val="baseline"/>
+              </w:rPr>
+            </w:pPr>
+            <w:r>
+              <w:rPr>
+                <w:rFonts w:hint="default" w:ascii="Times New Roman" w:hAnsi="Times New Roman" w:eastAsia="SimSun" w:cs="Times New Roman"/>
                 <w:sz w:val="28"/>
                 <w:szCs w:val="28"/>
               </w:rPr>
@@ -228,59 +195,31 @@
         </w:tc>
         <w:tc>
           <w:tcPr>
-            <w:tcW w:w="3400" w:type="dxa"/>
-            <w:tcBorders>
-              <w:top w:val="single" w:color="808080" w:sz="4" w:space="0"/>
-              <w:left w:val="single" w:color="808080" w:sz="4" w:space="0"/>
-              <w:bottom w:val="single" w:color="808080" w:sz="4" w:space="0"/>
-              <w:right w:val="single" w:color="808080" w:sz="4" w:space="0"/>
-            </w:tcBorders>
-            <w:tcMar>
-              <w:top w:w="60" w:type="dxa"/>
-              <w:left w:w="100" w:type="dxa"/>
-              <w:bottom w:w="60" w:type="dxa"/>
-              <w:right w:w="100" w:type="dxa"/>
-            </w:tcMar>
-          </w:tcPr>
-          <w:p>
-            <w:r>
-              <w:rPr>
-                <w:rFonts w:ascii="Times New Roman" w:hAnsi="Times New Roman" w:eastAsia="Times New Roman" w:cs="Times New Roman"/>
-                <w:b w:val="0"/>
-                <w:bCs w:val="0"/>
-                <w:sz w:val="28"/>
-                <w:szCs w:val="28"/>
-              </w:rPr>
-              <w:t>Bản ghi giao dịch thô</w:t>
-            </w:r>
-          </w:p>
-        </w:tc>
-        <w:tc>
-          <w:tcPr>
-            <w:tcW w:w="3676" w:type="dxa"/>
-            <w:tcBorders>
-              <w:top w:val="single" w:color="808080" w:sz="4" w:space="0"/>
-              <w:left w:val="single" w:color="808080" w:sz="4" w:space="0"/>
-              <w:bottom w:val="single" w:color="808080" w:sz="4" w:space="0"/>
-              <w:right w:val="single" w:color="808080" w:sz="4" w:space="0"/>
-            </w:tcBorders>
-            <w:tcMar>
-              <w:top w:w="60" w:type="dxa"/>
-              <w:left w:w="100" w:type="dxa"/>
-              <w:bottom w:w="60" w:type="dxa"/>
-              <w:right w:w="100" w:type="dxa"/>
-            </w:tcMar>
-          </w:tcPr>
-          <w:p>
-            <w:r>
-              <w:rPr>
-                <w:rFonts w:ascii="Times New Roman" w:hAnsi="Times New Roman" w:eastAsia="Times New Roman" w:cs="Times New Roman"/>
-                <w:b w:val="0"/>
-                <w:bCs w:val="0"/>
-                <w:sz w:val="28"/>
-                <w:szCs w:val="28"/>
-              </w:rPr>
-              <w:t>U01, 12:30, 45.000đ, Ăn uống</w:t>
+            <w:tcW w:w="4644" w:type="dxa"/>
+          </w:tcPr>
+          <w:p>
+            <w:pPr>
+              <w:keepNext/>
+              <w:numPr>
+                <w:numId w:val="0"/>
+              </w:numPr>
+              <w:spacing w:before="240" w:after="120"/>
+              <w:rPr>
+                <w:rFonts w:hint="default" w:ascii="Times New Roman" w:hAnsi="Times New Roman" w:eastAsia="Times New Roman" w:cs="Times New Roman"/>
+                <w:b/>
+                <w:bCs/>
+                <w:sz w:val="28"/>
+                <w:szCs w:val="28"/>
+                <w:vertAlign w:val="baseline"/>
+              </w:rPr>
+            </w:pPr>
+            <w:r>
+              <w:rPr>
+                <w:rFonts w:hint="default" w:ascii="Times New Roman" w:hAnsi="Times New Roman" w:eastAsia="SimSun" w:cs="Times New Roman"/>
+                <w:sz w:val="28"/>
+                <w:szCs w:val="28"/>
+              </w:rPr>
+              <w:t>Bản ghi giao dịch (ngày giờ, số tiền, danh mục)</w:t>
             </w:r>
           </w:p>
         </w:tc>
@@ -296,34 +235,33 @@
             <w:insideV w:val="single" w:color="auto" w:sz="4" w:space="0"/>
           </w:tblBorders>
           <w:tblCellMar>
-            <w:top w:w="0" w:type="dxa"/>
-            <w:left w:w="10" w:type="dxa"/>
-            <w:bottom w:w="0" w:type="dxa"/>
-            <w:right w:w="10" w:type="dxa"/>
+            <w:left w:w="108" w:type="dxa"/>
+            <w:right w:w="108" w:type="dxa"/>
           </w:tblCellMar>
         </w:tblPrEx>
         <w:tc>
           <w:tcPr>
-            <w:tcW w:w="1950" w:type="dxa"/>
-            <w:tcBorders>
-              <w:top w:val="single" w:color="808080" w:sz="4" w:space="0"/>
-              <w:left w:val="single" w:color="808080" w:sz="4" w:space="0"/>
-              <w:bottom w:val="single" w:color="808080" w:sz="4" w:space="0"/>
-              <w:right w:val="single" w:color="808080" w:sz="4" w:space="0"/>
-            </w:tcBorders>
-            <w:tcMar>
-              <w:top w:w="60" w:type="dxa"/>
-              <w:left w:w="100" w:type="dxa"/>
-              <w:bottom w:w="60" w:type="dxa"/>
-              <w:right w:w="100" w:type="dxa"/>
-            </w:tcMar>
-          </w:tcPr>
-          <w:p>
-            <w:r>
-              <w:rPr>
-                <w:rFonts w:ascii="Times New Roman" w:hAnsi="Times New Roman" w:eastAsia="Times New Roman" w:cs="Times New Roman"/>
-                <w:b w:val="0"/>
-                <w:bCs w:val="0"/>
+            <w:tcW w:w="4643" w:type="dxa"/>
+          </w:tcPr>
+          <w:p>
+            <w:pPr>
+              <w:keepNext/>
+              <w:numPr>
+                <w:numId w:val="0"/>
+              </w:numPr>
+              <w:spacing w:before="240" w:after="120"/>
+              <w:rPr>
+                <w:rFonts w:hint="default" w:ascii="Times New Roman" w:hAnsi="Times New Roman" w:eastAsia="Times New Roman" w:cs="Times New Roman"/>
+                <w:b/>
+                <w:bCs/>
+                <w:sz w:val="28"/>
+                <w:szCs w:val="28"/>
+                <w:vertAlign w:val="baseline"/>
+              </w:rPr>
+            </w:pPr>
+            <w:r>
+              <w:rPr>
+                <w:rFonts w:hint="default" w:ascii="Times New Roman" w:hAnsi="Times New Roman" w:eastAsia="SimSun" w:cs="Times New Roman"/>
                 <w:sz w:val="28"/>
                 <w:szCs w:val="28"/>
               </w:rPr>
@@ -333,59 +271,31 @@
         </w:tc>
         <w:tc>
           <w:tcPr>
-            <w:tcW w:w="3400" w:type="dxa"/>
-            <w:tcBorders>
-              <w:top w:val="single" w:color="808080" w:sz="4" w:space="0"/>
-              <w:left w:val="single" w:color="808080" w:sz="4" w:space="0"/>
-              <w:bottom w:val="single" w:color="808080" w:sz="4" w:space="0"/>
-              <w:right w:val="single" w:color="808080" w:sz="4" w:space="0"/>
-            </w:tcBorders>
-            <w:tcMar>
-              <w:top w:w="60" w:type="dxa"/>
-              <w:left w:w="100" w:type="dxa"/>
-              <w:bottom w:w="60" w:type="dxa"/>
-              <w:right w:w="100" w:type="dxa"/>
-            </w:tcMar>
-          </w:tcPr>
-          <w:p>
-            <w:r>
-              <w:rPr>
-                <w:rFonts w:ascii="Times New Roman" w:hAnsi="Times New Roman" w:eastAsia="Times New Roman" w:cs="Times New Roman"/>
-                <w:b w:val="0"/>
-                <w:bCs w:val="0"/>
-                <w:sz w:val="28"/>
-                <w:szCs w:val="28"/>
-              </w:rPr>
-              <w:t>Báo cáo chi tiêu tháng (tổng hợp theo danh mục)</w:t>
-            </w:r>
-          </w:p>
-        </w:tc>
-        <w:tc>
-          <w:tcPr>
-            <w:tcW w:w="3676" w:type="dxa"/>
-            <w:tcBorders>
-              <w:top w:val="single" w:color="808080" w:sz="4" w:space="0"/>
-              <w:left w:val="single" w:color="808080" w:sz="4" w:space="0"/>
-              <w:bottom w:val="single" w:color="808080" w:sz="4" w:space="0"/>
-              <w:right w:val="single" w:color="808080" w:sz="4" w:space="0"/>
-            </w:tcBorders>
-            <w:tcMar>
-              <w:top w:w="60" w:type="dxa"/>
-              <w:left w:w="100" w:type="dxa"/>
-              <w:bottom w:w="60" w:type="dxa"/>
-              <w:right w:w="100" w:type="dxa"/>
-            </w:tcMar>
-          </w:tcPr>
-          <w:p>
-            <w:r>
-              <w:rPr>
-                <w:rFonts w:ascii="Times New Roman" w:hAnsi="Times New Roman" w:eastAsia="Times New Roman" w:cs="Times New Roman"/>
-                <w:b w:val="0"/>
-                <w:bCs w:val="0"/>
-                <w:sz w:val="28"/>
-                <w:szCs w:val="28"/>
-              </w:rPr>
-              <w:t>Tháng 9 chi 8,5 triệu: ăn uống 40%, di chuyển 25%, mua sắm 35%</w:t>
+            <w:tcW w:w="4644" w:type="dxa"/>
+          </w:tcPr>
+          <w:p>
+            <w:pPr>
+              <w:keepNext/>
+              <w:numPr>
+                <w:numId w:val="0"/>
+              </w:numPr>
+              <w:spacing w:before="240" w:after="120"/>
+              <w:rPr>
+                <w:rFonts w:hint="default" w:ascii="Times New Roman" w:hAnsi="Times New Roman" w:eastAsia="Times New Roman" w:cs="Times New Roman"/>
+                <w:b/>
+                <w:bCs/>
+                <w:sz w:val="28"/>
+                <w:szCs w:val="28"/>
+                <w:vertAlign w:val="baseline"/>
+              </w:rPr>
+            </w:pPr>
+            <w:r>
+              <w:rPr>
+                <w:rFonts w:hint="default" w:ascii="Times New Roman" w:hAnsi="Times New Roman" w:eastAsia="SimSun" w:cs="Times New Roman"/>
+                <w:sz w:val="28"/>
+                <w:szCs w:val="28"/>
+              </w:rPr>
+              <w:t>Báo cáo chi tiêu tháng theo danh mục</w:t>
             </w:r>
           </w:p>
         </w:tc>
@@ -401,34 +311,33 @@
             <w:insideV w:val="single" w:color="auto" w:sz="4" w:space="0"/>
           </w:tblBorders>
           <w:tblCellMar>
-            <w:top w:w="0" w:type="dxa"/>
-            <w:left w:w="10" w:type="dxa"/>
-            <w:bottom w:w="0" w:type="dxa"/>
-            <w:right w:w="10" w:type="dxa"/>
+            <w:left w:w="108" w:type="dxa"/>
+            <w:right w:w="108" w:type="dxa"/>
           </w:tblCellMar>
         </w:tblPrEx>
         <w:tc>
           <w:tcPr>
-            <w:tcW w:w="1950" w:type="dxa"/>
-            <w:tcBorders>
-              <w:top w:val="single" w:color="808080" w:sz="4" w:space="0"/>
-              <w:left w:val="single" w:color="808080" w:sz="4" w:space="0"/>
-              <w:bottom w:val="single" w:color="808080" w:sz="4" w:space="0"/>
-              <w:right w:val="single" w:color="808080" w:sz="4" w:space="0"/>
-            </w:tcBorders>
-            <w:tcMar>
-              <w:top w:w="60" w:type="dxa"/>
-              <w:left w:w="100" w:type="dxa"/>
-              <w:bottom w:w="60" w:type="dxa"/>
-              <w:right w:w="100" w:type="dxa"/>
-            </w:tcMar>
-          </w:tcPr>
-          <w:p>
-            <w:r>
-              <w:rPr>
-                <w:rFonts w:ascii="Times New Roman" w:hAnsi="Times New Roman" w:eastAsia="Times New Roman" w:cs="Times New Roman"/>
-                <w:b w:val="0"/>
-                <w:bCs w:val="0"/>
+            <w:tcW w:w="4643" w:type="dxa"/>
+          </w:tcPr>
+          <w:p>
+            <w:pPr>
+              <w:keepNext/>
+              <w:numPr>
+                <w:numId w:val="0"/>
+              </w:numPr>
+              <w:spacing w:before="240" w:after="120"/>
+              <w:rPr>
+                <w:rFonts w:hint="default" w:ascii="Times New Roman" w:hAnsi="Times New Roman" w:eastAsia="Times New Roman" w:cs="Times New Roman"/>
+                <w:b/>
+                <w:bCs/>
+                <w:sz w:val="28"/>
+                <w:szCs w:val="28"/>
+                <w:vertAlign w:val="baseline"/>
+              </w:rPr>
+            </w:pPr>
+            <w:r>
+              <w:rPr>
+                <w:rFonts w:hint="default" w:ascii="Times New Roman" w:hAnsi="Times New Roman" w:eastAsia="SimSun" w:cs="Times New Roman"/>
                 <w:sz w:val="28"/>
                 <w:szCs w:val="28"/>
               </w:rPr>
@@ -438,59 +347,31 @@
         </w:tc>
         <w:tc>
           <w:tcPr>
-            <w:tcW w:w="3400" w:type="dxa"/>
-            <w:tcBorders>
-              <w:top w:val="single" w:color="808080" w:sz="4" w:space="0"/>
-              <w:left w:val="single" w:color="808080" w:sz="4" w:space="0"/>
-              <w:bottom w:val="single" w:color="808080" w:sz="4" w:space="0"/>
-              <w:right w:val="single" w:color="808080" w:sz="4" w:space="0"/>
-            </w:tcBorders>
-            <w:tcMar>
-              <w:top w:w="60" w:type="dxa"/>
-              <w:left w:w="100" w:type="dxa"/>
-              <w:bottom w:w="60" w:type="dxa"/>
-              <w:right w:w="100" w:type="dxa"/>
-            </w:tcMar>
-          </w:tcPr>
-          <w:p>
-            <w:r>
-              <w:rPr>
-                <w:rFonts w:ascii="Times New Roman" w:hAnsi="Times New Roman" w:eastAsia="Times New Roman" w:cs="Times New Roman"/>
-                <w:b w:val="0"/>
-                <w:bCs w:val="0"/>
+            <w:tcW w:w="4644" w:type="dxa"/>
+          </w:tcPr>
+          <w:p>
+            <w:pPr>
+              <w:keepNext/>
+              <w:numPr>
+                <w:numId w:val="0"/>
+              </w:numPr>
+              <w:spacing w:before="240" w:after="120"/>
+              <w:rPr>
+                <w:rFonts w:hint="default" w:ascii="Times New Roman" w:hAnsi="Times New Roman" w:eastAsia="Times New Roman" w:cs="Times New Roman"/>
+                <w:b/>
+                <w:bCs/>
+                <w:sz w:val="28"/>
+                <w:szCs w:val="28"/>
+                <w:vertAlign w:val="baseline"/>
+              </w:rPr>
+            </w:pPr>
+            <w:r>
+              <w:rPr>
+                <w:rFonts w:hint="default" w:ascii="Times New Roman" w:hAnsi="Times New Roman" w:eastAsia="SimSun" w:cs="Times New Roman"/>
                 <w:sz w:val="28"/>
                 <w:szCs w:val="28"/>
               </w:rPr>
               <w:t>Quy luật, cảnh báo chi tiêu quá mức</w:t>
-            </w:r>
-          </w:p>
-        </w:tc>
-        <w:tc>
-          <w:tcPr>
-            <w:tcW w:w="3676" w:type="dxa"/>
-            <w:tcBorders>
-              <w:top w:val="single" w:color="808080" w:sz="4" w:space="0"/>
-              <w:left w:val="single" w:color="808080" w:sz="4" w:space="0"/>
-              <w:bottom w:val="single" w:color="808080" w:sz="4" w:space="0"/>
-              <w:right w:val="single" w:color="808080" w:sz="4" w:space="0"/>
-            </w:tcBorders>
-            <w:tcMar>
-              <w:top w:w="60" w:type="dxa"/>
-              <w:left w:w="100" w:type="dxa"/>
-              <w:bottom w:w="60" w:type="dxa"/>
-              <w:right w:w="100" w:type="dxa"/>
-            </w:tcMar>
-          </w:tcPr>
-          <w:p>
-            <w:r>
-              <w:rPr>
-                <w:rFonts w:ascii="Times New Roman" w:hAnsi="Times New Roman" w:eastAsia="Times New Roman" w:cs="Times New Roman"/>
-                <w:b w:val="0"/>
-                <w:bCs w:val="0"/>
-                <w:sz w:val="28"/>
-                <w:szCs w:val="28"/>
-              </w:rPr>
-              <w:t>Chi tiêu vượt 90% ngân sách thì cảnh báo</w:t>
             </w:r>
           </w:p>
         </w:tc>
@@ -506,34 +387,33 @@
             <w:insideV w:val="single" w:color="auto" w:sz="4" w:space="0"/>
           </w:tblBorders>
           <w:tblCellMar>
-            <w:top w:w="0" w:type="dxa"/>
-            <w:left w:w="10" w:type="dxa"/>
-            <w:bottom w:w="0" w:type="dxa"/>
-            <w:right w:w="10" w:type="dxa"/>
+            <w:left w:w="108" w:type="dxa"/>
+            <w:right w:w="108" w:type="dxa"/>
           </w:tblCellMar>
         </w:tblPrEx>
         <w:tc>
           <w:tcPr>
-            <w:tcW w:w="1950" w:type="dxa"/>
-            <w:tcBorders>
-              <w:top w:val="single" w:color="808080" w:sz="4" w:space="0"/>
-              <w:left w:val="single" w:color="808080" w:sz="4" w:space="0"/>
-              <w:bottom w:val="single" w:color="808080" w:sz="4" w:space="0"/>
-              <w:right w:val="single" w:color="808080" w:sz="4" w:space="0"/>
-            </w:tcBorders>
-            <w:tcMar>
-              <w:top w:w="60" w:type="dxa"/>
-              <w:left w:w="100" w:type="dxa"/>
-              <w:bottom w:w="60" w:type="dxa"/>
-              <w:right w:w="100" w:type="dxa"/>
-            </w:tcMar>
-          </w:tcPr>
-          <w:p>
-            <w:r>
-              <w:rPr>
-                <w:rFonts w:ascii="Times New Roman" w:hAnsi="Times New Roman" w:eastAsia="Times New Roman" w:cs="Times New Roman"/>
-                <w:b w:val="0"/>
-                <w:bCs w:val="0"/>
+            <w:tcW w:w="4643" w:type="dxa"/>
+          </w:tcPr>
+          <w:p>
+            <w:pPr>
+              <w:keepNext/>
+              <w:numPr>
+                <w:numId w:val="0"/>
+              </w:numPr>
+              <w:spacing w:before="240" w:after="120"/>
+              <w:rPr>
+                <w:rFonts w:hint="default" w:ascii="Times New Roman" w:hAnsi="Times New Roman" w:eastAsia="Times New Roman" w:cs="Times New Roman"/>
+                <w:b/>
+                <w:bCs/>
+                <w:sz w:val="28"/>
+                <w:szCs w:val="28"/>
+                <w:vertAlign w:val="baseline"/>
+              </w:rPr>
+            </w:pPr>
+            <w:r>
+              <w:rPr>
+                <w:rFonts w:hint="default" w:ascii="Times New Roman" w:hAnsi="Times New Roman" w:eastAsia="SimSun" w:cs="Times New Roman"/>
                 <w:sz w:val="28"/>
                 <w:szCs w:val="28"/>
               </w:rPr>
@@ -543,64 +423,52 @@
         </w:tc>
         <w:tc>
           <w:tcPr>
-            <w:tcW w:w="3400" w:type="dxa"/>
-            <w:tcBorders>
-              <w:top w:val="single" w:color="808080" w:sz="4" w:space="0"/>
-              <w:left w:val="single" w:color="808080" w:sz="4" w:space="0"/>
-              <w:bottom w:val="single" w:color="808080" w:sz="4" w:space="0"/>
-              <w:right w:val="single" w:color="808080" w:sz="4" w:space="0"/>
-            </w:tcBorders>
-            <w:tcMar>
-              <w:top w:w="60" w:type="dxa"/>
-              <w:left w:w="100" w:type="dxa"/>
-              <w:bottom w:w="60" w:type="dxa"/>
-              <w:right w:w="100" w:type="dxa"/>
-            </w:tcMar>
-          </w:tcPr>
-          <w:p>
-            <w:r>
-              <w:rPr>
-                <w:rFonts w:ascii="Times New Roman" w:hAnsi="Times New Roman" w:eastAsia="Times New Roman" w:cs="Times New Roman"/>
-                <w:b w:val="0"/>
-                <w:bCs w:val="0"/>
-                <w:sz w:val="28"/>
-                <w:szCs w:val="28"/>
-              </w:rPr>
-              <w:t>Gợi ý kế hoạch tiết kiệm</w:t>
-            </w:r>
-          </w:p>
-        </w:tc>
-        <w:tc>
-          <w:tcPr>
-            <w:tcW w:w="3676" w:type="dxa"/>
-            <w:tcBorders>
-              <w:top w:val="single" w:color="808080" w:sz="4" w:space="0"/>
-              <w:left w:val="single" w:color="808080" w:sz="4" w:space="0"/>
-              <w:bottom w:val="single" w:color="808080" w:sz="4" w:space="0"/>
-              <w:right w:val="single" w:color="808080" w:sz="4" w:space="0"/>
-            </w:tcBorders>
-            <w:tcMar>
-              <w:top w:w="60" w:type="dxa"/>
-              <w:left w:w="100" w:type="dxa"/>
-              <w:bottom w:w="60" w:type="dxa"/>
-              <w:right w:w="100" w:type="dxa"/>
-            </w:tcMar>
-          </w:tcPr>
-          <w:p>
-            <w:r>
-              <w:rPr>
-                <w:rFonts w:ascii="Times New Roman" w:hAnsi="Times New Roman" w:eastAsia="Times New Roman" w:cs="Times New Roman"/>
-                <w:b w:val="0"/>
-                <w:bCs w:val="0"/>
-                <w:sz w:val="28"/>
-                <w:szCs w:val="28"/>
-              </w:rPr>
-              <w:t>Giảm 15% mua sắm, tự chuyển 1 triệu/tháng vào quỹ tiết kiệm</w:t>
+            <w:tcW w:w="4644" w:type="dxa"/>
+          </w:tcPr>
+          <w:p>
+            <w:pPr>
+              <w:keepNext/>
+              <w:numPr>
+                <w:numId w:val="0"/>
+              </w:numPr>
+              <w:spacing w:before="240" w:after="120"/>
+              <w:rPr>
+                <w:rFonts w:hint="default" w:ascii="Times New Roman" w:hAnsi="Times New Roman" w:eastAsia="Times New Roman" w:cs="Times New Roman"/>
+                <w:b/>
+                <w:bCs/>
+                <w:sz w:val="28"/>
+                <w:szCs w:val="28"/>
+                <w:vertAlign w:val="baseline"/>
+              </w:rPr>
+            </w:pPr>
+            <w:r>
+              <w:rPr>
+                <w:rFonts w:hint="default" w:ascii="Times New Roman" w:hAnsi="Times New Roman" w:eastAsia="SimSun" w:cs="Times New Roman"/>
+                <w:sz w:val="28"/>
+                <w:szCs w:val="28"/>
+              </w:rPr>
+              <w:t>Gợi ý kế hoạch tiết kiệm hợp lý</w:t>
             </w:r>
           </w:p>
         </w:tc>
       </w:tr>
     </w:tbl>
+    <w:p>
+      <w:pPr>
+        <w:keepNext/>
+        <w:numPr>
+          <w:numId w:val="0"/>
+        </w:numPr>
+        <w:spacing w:before="240" w:after="120"/>
+        <w:rPr>
+          <w:rFonts w:ascii="Times New Roman" w:hAnsi="Times New Roman" w:eastAsia="Times New Roman" w:cs="Times New Roman"/>
+          <w:b/>
+          <w:bCs/>
+          <w:sz w:val="28"/>
+          <w:szCs w:val="28"/>
+        </w:rPr>
+      </w:pPr>
+    </w:p>
     <w:p>
       <w:pPr>
         <w:keepNext/>
@@ -617,10 +485,17 @@
         <w:t>2. Module Input / Process / Output</w:t>
       </w:r>
     </w:p>
+    <w:p>
+      <w:pPr>
+        <w:spacing w:after="100"/>
+      </w:pPr>
+      <w:bookmarkStart w:id="0" w:name="_GoBack"/>
+      <w:bookmarkEnd w:id="0"/>
+    </w:p>
     <w:tbl>
       <w:tblPr>
-        <w:tblStyle w:val="9"/>
-        <w:tblW w:w="9026" w:type="dxa"/>
+        <w:tblStyle w:val="16"/>
+        <w:tblW w:w="0" w:type="auto"/>
         <w:tblInd w:w="0" w:type="dxa"/>
         <w:tblBorders>
           <w:top w:val="single" w:color="auto" w:sz="4" w:space="0"/>
@@ -632,17 +507,15 @@
         </w:tblBorders>
         <w:tblLayout w:type="autofit"/>
         <w:tblCellMar>
-          <w:top w:w="0" w:type="dxa"/>
-          <w:left w:w="10" w:type="dxa"/>
-          <w:bottom w:w="0" w:type="dxa"/>
-          <w:right w:w="10" w:type="dxa"/>
+          <w:left w:w="108" w:type="dxa"/>
+          <w:right w:w="108" w:type="dxa"/>
         </w:tblCellMar>
       </w:tblPr>
       <w:tblGrid>
-        <w:gridCol w:w="1950"/>
-        <w:gridCol w:w="2300"/>
-        <w:gridCol w:w="2600"/>
-        <w:gridCol w:w="2176"/>
+        <w:gridCol w:w="2321"/>
+        <w:gridCol w:w="2322"/>
+        <w:gridCol w:w="2496"/>
+        <w:gridCol w:w="2148"/>
       </w:tblGrid>
       <w:tr>
         <w:tblPrEx>
@@ -655,35 +528,27 @@
             <w:insideV w:val="single" w:color="auto" w:sz="4" w:space="0"/>
           </w:tblBorders>
           <w:tblCellMar>
-            <w:top w:w="0" w:type="dxa"/>
-            <w:left w:w="10" w:type="dxa"/>
-            <w:bottom w:w="0" w:type="dxa"/>
-            <w:right w:w="10" w:type="dxa"/>
+            <w:left w:w="108" w:type="dxa"/>
+            <w:right w:w="108" w:type="dxa"/>
           </w:tblCellMar>
         </w:tblPrEx>
         <w:tc>
           <w:tcPr>
-            <w:tcW w:w="1950" w:type="dxa"/>
-            <w:tcBorders>
-              <w:top w:val="single" w:color="808080" w:sz="4" w:space="0"/>
-              <w:left w:val="single" w:color="808080" w:sz="4" w:space="0"/>
-              <w:bottom w:val="single" w:color="808080" w:sz="4" w:space="0"/>
-              <w:right w:val="single" w:color="808080" w:sz="4" w:space="0"/>
-            </w:tcBorders>
-            <w:shd w:val="clear" w:color="auto" w:fill="D9E2F3"/>
-            <w:tcMar>
-              <w:top w:w="60" w:type="dxa"/>
-              <w:left w:w="100" w:type="dxa"/>
-              <w:bottom w:w="60" w:type="dxa"/>
-              <w:right w:w="100" w:type="dxa"/>
-            </w:tcMar>
-          </w:tcPr>
-          <w:p>
-            <w:r>
-              <w:rPr>
-                <w:rFonts w:ascii="Times New Roman" w:hAnsi="Times New Roman" w:eastAsia="Times New Roman" w:cs="Times New Roman"/>
-                <w:b/>
-                <w:bCs/>
+            <w:tcW w:w="2321" w:type="dxa"/>
+          </w:tcPr>
+          <w:p>
+            <w:pPr>
+              <w:spacing w:after="100"/>
+              <w:rPr>
+                <w:rFonts w:hint="default" w:ascii="Times New Roman" w:hAnsi="Times New Roman" w:cs="Times New Roman"/>
+                <w:sz w:val="28"/>
+                <w:szCs w:val="28"/>
+                <w:vertAlign w:val="baseline"/>
+              </w:rPr>
+            </w:pPr>
+            <w:r>
+              <w:rPr>
+                <w:rFonts w:hint="default" w:ascii="Times New Roman" w:hAnsi="Times New Roman" w:eastAsia="SimSun" w:cs="Times New Roman"/>
                 <w:sz w:val="28"/>
                 <w:szCs w:val="28"/>
               </w:rPr>
@@ -693,27 +558,21 @@
         </w:tc>
         <w:tc>
           <w:tcPr>
-            <w:tcW w:w="2300" w:type="dxa"/>
-            <w:tcBorders>
-              <w:top w:val="single" w:color="808080" w:sz="4" w:space="0"/>
-              <w:left w:val="single" w:color="808080" w:sz="4" w:space="0"/>
-              <w:bottom w:val="single" w:color="808080" w:sz="4" w:space="0"/>
-              <w:right w:val="single" w:color="808080" w:sz="4" w:space="0"/>
-            </w:tcBorders>
-            <w:shd w:val="clear" w:color="auto" w:fill="D9E2F3"/>
-            <w:tcMar>
-              <w:top w:w="60" w:type="dxa"/>
-              <w:left w:w="100" w:type="dxa"/>
-              <w:bottom w:w="60" w:type="dxa"/>
-              <w:right w:w="100" w:type="dxa"/>
-            </w:tcMar>
-          </w:tcPr>
-          <w:p>
-            <w:r>
-              <w:rPr>
-                <w:rFonts w:ascii="Times New Roman" w:hAnsi="Times New Roman" w:eastAsia="Times New Roman" w:cs="Times New Roman"/>
-                <w:b/>
-                <w:bCs/>
+            <w:tcW w:w="2322" w:type="dxa"/>
+          </w:tcPr>
+          <w:p>
+            <w:pPr>
+              <w:spacing w:after="100"/>
+              <w:rPr>
+                <w:rFonts w:hint="default" w:ascii="Times New Roman" w:hAnsi="Times New Roman" w:cs="Times New Roman"/>
+                <w:sz w:val="28"/>
+                <w:szCs w:val="28"/>
+                <w:vertAlign w:val="baseline"/>
+              </w:rPr>
+            </w:pPr>
+            <w:r>
+              <w:rPr>
+                <w:rFonts w:hint="default" w:ascii="Times New Roman" w:hAnsi="Times New Roman" w:eastAsia="SimSun" w:cs="Times New Roman"/>
                 <w:sz w:val="28"/>
                 <w:szCs w:val="28"/>
               </w:rPr>
@@ -723,27 +582,21 @@
         </w:tc>
         <w:tc>
           <w:tcPr>
-            <w:tcW w:w="2600" w:type="dxa"/>
-            <w:tcBorders>
-              <w:top w:val="single" w:color="808080" w:sz="4" w:space="0"/>
-              <w:left w:val="single" w:color="808080" w:sz="4" w:space="0"/>
-              <w:bottom w:val="single" w:color="808080" w:sz="4" w:space="0"/>
-              <w:right w:val="single" w:color="808080" w:sz="4" w:space="0"/>
-            </w:tcBorders>
-            <w:shd w:val="clear" w:color="auto" w:fill="D9E2F3"/>
-            <w:tcMar>
-              <w:top w:w="60" w:type="dxa"/>
-              <w:left w:w="100" w:type="dxa"/>
-              <w:bottom w:w="60" w:type="dxa"/>
-              <w:right w:w="100" w:type="dxa"/>
-            </w:tcMar>
-          </w:tcPr>
-          <w:p>
-            <w:r>
-              <w:rPr>
-                <w:rFonts w:ascii="Times New Roman" w:hAnsi="Times New Roman" w:eastAsia="Times New Roman" w:cs="Times New Roman"/>
-                <w:b/>
-                <w:bCs/>
+            <w:tcW w:w="2496" w:type="dxa"/>
+          </w:tcPr>
+          <w:p>
+            <w:pPr>
+              <w:spacing w:after="100"/>
+              <w:rPr>
+                <w:rFonts w:hint="default" w:ascii="Times New Roman" w:hAnsi="Times New Roman" w:cs="Times New Roman"/>
+                <w:sz w:val="28"/>
+                <w:szCs w:val="28"/>
+                <w:vertAlign w:val="baseline"/>
+              </w:rPr>
+            </w:pPr>
+            <w:r>
+              <w:rPr>
+                <w:rFonts w:hint="default" w:ascii="Times New Roman" w:hAnsi="Times New Roman" w:eastAsia="SimSun" w:cs="Times New Roman"/>
                 <w:sz w:val="28"/>
                 <w:szCs w:val="28"/>
               </w:rPr>
@@ -753,27 +606,21 @@
         </w:tc>
         <w:tc>
           <w:tcPr>
-            <w:tcW w:w="2176" w:type="dxa"/>
-            <w:tcBorders>
-              <w:top w:val="single" w:color="808080" w:sz="4" w:space="0"/>
-              <w:left w:val="single" w:color="808080" w:sz="4" w:space="0"/>
-              <w:bottom w:val="single" w:color="808080" w:sz="4" w:space="0"/>
-              <w:right w:val="single" w:color="808080" w:sz="4" w:space="0"/>
-            </w:tcBorders>
-            <w:shd w:val="clear" w:color="auto" w:fill="D9E2F3"/>
-            <w:tcMar>
-              <w:top w:w="60" w:type="dxa"/>
-              <w:left w:w="100" w:type="dxa"/>
-              <w:bottom w:w="60" w:type="dxa"/>
-              <w:right w:w="100" w:type="dxa"/>
-            </w:tcMar>
-          </w:tcPr>
-          <w:p>
-            <w:r>
-              <w:rPr>
-                <w:rFonts w:ascii="Times New Roman" w:hAnsi="Times New Roman" w:eastAsia="Times New Roman" w:cs="Times New Roman"/>
-                <w:b/>
-                <w:bCs/>
+            <w:tcW w:w="2148" w:type="dxa"/>
+          </w:tcPr>
+          <w:p>
+            <w:pPr>
+              <w:spacing w:after="100"/>
+              <w:rPr>
+                <w:rFonts w:hint="default" w:ascii="Times New Roman" w:hAnsi="Times New Roman" w:cs="Times New Roman"/>
+                <w:sz w:val="28"/>
+                <w:szCs w:val="28"/>
+                <w:vertAlign w:val="baseline"/>
+              </w:rPr>
+            </w:pPr>
+            <w:r>
+              <w:rPr>
+                <w:rFonts w:hint="default" w:ascii="Times New Roman" w:hAnsi="Times New Roman" w:eastAsia="SimSun" w:cs="Times New Roman"/>
                 <w:sz w:val="28"/>
                 <w:szCs w:val="28"/>
               </w:rPr>
@@ -793,34 +640,27 @@
             <w:insideV w:val="single" w:color="auto" w:sz="4" w:space="0"/>
           </w:tblBorders>
           <w:tblCellMar>
-            <w:top w:w="0" w:type="dxa"/>
-            <w:left w:w="10" w:type="dxa"/>
-            <w:bottom w:w="0" w:type="dxa"/>
-            <w:right w:w="10" w:type="dxa"/>
+            <w:left w:w="108" w:type="dxa"/>
+            <w:right w:w="108" w:type="dxa"/>
           </w:tblCellMar>
         </w:tblPrEx>
         <w:tc>
           <w:tcPr>
-            <w:tcW w:w="1950" w:type="dxa"/>
-            <w:tcBorders>
-              <w:top w:val="single" w:color="808080" w:sz="4" w:space="0"/>
-              <w:left w:val="single" w:color="808080" w:sz="4" w:space="0"/>
-              <w:bottom w:val="single" w:color="808080" w:sz="4" w:space="0"/>
-              <w:right w:val="single" w:color="808080" w:sz="4" w:space="0"/>
-            </w:tcBorders>
-            <w:tcMar>
-              <w:top w:w="60" w:type="dxa"/>
-              <w:left w:w="100" w:type="dxa"/>
-              <w:bottom w:w="60" w:type="dxa"/>
-              <w:right w:w="100" w:type="dxa"/>
-            </w:tcMar>
-          </w:tcPr>
-          <w:p>
-            <w:r>
-              <w:rPr>
-                <w:rFonts w:ascii="Times New Roman" w:hAnsi="Times New Roman" w:eastAsia="Times New Roman" w:cs="Times New Roman"/>
-                <w:b w:val="0"/>
-                <w:bCs w:val="0"/>
+            <w:tcW w:w="2321" w:type="dxa"/>
+          </w:tcPr>
+          <w:p>
+            <w:pPr>
+              <w:spacing w:after="100"/>
+              <w:rPr>
+                <w:rFonts w:hint="default" w:ascii="Times New Roman" w:hAnsi="Times New Roman" w:cs="Times New Roman"/>
+                <w:sz w:val="28"/>
+                <w:szCs w:val="28"/>
+                <w:vertAlign w:val="baseline"/>
+              </w:rPr>
+            </w:pPr>
+            <w:r>
+              <w:rPr>
+                <w:rFonts w:hint="default" w:ascii="Times New Roman" w:hAnsi="Times New Roman" w:eastAsia="SimSun" w:cs="Times New Roman"/>
                 <w:sz w:val="28"/>
                 <w:szCs w:val="28"/>
               </w:rPr>
@@ -830,88 +670,73 @@
         </w:tc>
         <w:tc>
           <w:tcPr>
-            <w:tcW w:w="2300" w:type="dxa"/>
-            <w:tcBorders>
-              <w:top w:val="single" w:color="808080" w:sz="4" w:space="0"/>
-              <w:left w:val="single" w:color="808080" w:sz="4" w:space="0"/>
-              <w:bottom w:val="single" w:color="808080" w:sz="4" w:space="0"/>
-              <w:right w:val="single" w:color="808080" w:sz="4" w:space="0"/>
-            </w:tcBorders>
-            <w:tcMar>
-              <w:top w:w="60" w:type="dxa"/>
-              <w:left w:w="100" w:type="dxa"/>
-              <w:bottom w:w="60" w:type="dxa"/>
-              <w:right w:w="100" w:type="dxa"/>
-            </w:tcMar>
-          </w:tcPr>
-          <w:p>
-            <w:r>
-              <w:rPr>
-                <w:rFonts w:ascii="Times New Roman" w:hAnsi="Times New Roman" w:eastAsia="Times New Roman" w:cs="Times New Roman"/>
-                <w:b w:val="0"/>
-                <w:bCs w:val="0"/>
-                <w:sz w:val="28"/>
-                <w:szCs w:val="28"/>
-              </w:rPr>
-              <w:t>Thanh toán, chuyển/nạp tiền, webhook ngân hàng</w:t>
-            </w:r>
-          </w:p>
-        </w:tc>
-        <w:tc>
-          <w:tcPr>
-            <w:tcW w:w="2600" w:type="dxa"/>
-            <w:tcBorders>
-              <w:top w:val="single" w:color="808080" w:sz="4" w:space="0"/>
-              <w:left w:val="single" w:color="808080" w:sz="4" w:space="0"/>
-              <w:bottom w:val="single" w:color="808080" w:sz="4" w:space="0"/>
-              <w:right w:val="single" w:color="808080" w:sz="4" w:space="0"/>
-            </w:tcBorders>
-            <w:tcMar>
-              <w:top w:w="60" w:type="dxa"/>
-              <w:left w:w="100" w:type="dxa"/>
-              <w:bottom w:w="60" w:type="dxa"/>
-              <w:right w:w="100" w:type="dxa"/>
-            </w:tcMar>
-          </w:tcPr>
-          <w:p>
-            <w:r>
-              <w:rPr>
-                <w:rFonts w:ascii="Times New Roman" w:hAnsi="Times New Roman" w:eastAsia="Times New Roman" w:cs="Times New Roman"/>
-                <w:b w:val="0"/>
-                <w:bCs w:val="0"/>
-                <w:sz w:val="28"/>
-                <w:szCs w:val="28"/>
-              </w:rPr>
-              <w:t>Xác thực, chuẩn hóa, loại trùng, gán danh mục</w:t>
-            </w:r>
-          </w:p>
-        </w:tc>
-        <w:tc>
-          <w:tcPr>
-            <w:tcW w:w="2176" w:type="dxa"/>
-            <w:tcBorders>
-              <w:top w:val="single" w:color="808080" w:sz="4" w:space="0"/>
-              <w:left w:val="single" w:color="808080" w:sz="4" w:space="0"/>
-              <w:bottom w:val="single" w:color="808080" w:sz="4" w:space="0"/>
-              <w:right w:val="single" w:color="808080" w:sz="4" w:space="0"/>
-            </w:tcBorders>
-            <w:tcMar>
-              <w:top w:w="60" w:type="dxa"/>
-              <w:left w:w="100" w:type="dxa"/>
-              <w:bottom w:w="60" w:type="dxa"/>
-              <w:right w:w="100" w:type="dxa"/>
-            </w:tcMar>
-          </w:tcPr>
-          <w:p>
-            <w:r>
-              <w:rPr>
-                <w:rFonts w:ascii="Times New Roman" w:hAnsi="Times New Roman" w:eastAsia="Times New Roman" w:cs="Times New Roman"/>
-                <w:b w:val="0"/>
-                <w:bCs w:val="0"/>
-                <w:sz w:val="28"/>
-                <w:szCs w:val="28"/>
-              </w:rPr>
-              <w:t>Bản ghi sạch trong CSDL</w:t>
+            <w:tcW w:w="2322" w:type="dxa"/>
+          </w:tcPr>
+          <w:p>
+            <w:pPr>
+              <w:spacing w:after="100"/>
+              <w:rPr>
+                <w:rFonts w:hint="default" w:ascii="Times New Roman" w:hAnsi="Times New Roman" w:cs="Times New Roman"/>
+                <w:sz w:val="28"/>
+                <w:szCs w:val="28"/>
+                <w:vertAlign w:val="baseline"/>
+              </w:rPr>
+            </w:pPr>
+            <w:r>
+              <w:rPr>
+                <w:rFonts w:hint="default" w:ascii="Times New Roman" w:hAnsi="Times New Roman" w:eastAsia="SimSun" w:cs="Times New Roman"/>
+                <w:sz w:val="28"/>
+                <w:szCs w:val="28"/>
+              </w:rPr>
+              <w:t>Thanh toán, nạp tiền</w:t>
+            </w:r>
+          </w:p>
+        </w:tc>
+        <w:tc>
+          <w:tcPr>
+            <w:tcW w:w="2496" w:type="dxa"/>
+          </w:tcPr>
+          <w:p>
+            <w:pPr>
+              <w:spacing w:after="100"/>
+              <w:rPr>
+                <w:rFonts w:hint="default" w:ascii="Times New Roman" w:hAnsi="Times New Roman" w:cs="Times New Roman"/>
+                <w:sz w:val="28"/>
+                <w:szCs w:val="28"/>
+                <w:vertAlign w:val="baseline"/>
+              </w:rPr>
+            </w:pPr>
+            <w:r>
+              <w:rPr>
+                <w:rFonts w:hint="default" w:ascii="Times New Roman" w:hAnsi="Times New Roman" w:eastAsia="SimSun" w:cs="Times New Roman"/>
+                <w:sz w:val="28"/>
+                <w:szCs w:val="28"/>
+              </w:rPr>
+              <w:t>Chuẩn hóa, gán danh mục</w:t>
+            </w:r>
+          </w:p>
+        </w:tc>
+        <w:tc>
+          <w:tcPr>
+            <w:tcW w:w="2148" w:type="dxa"/>
+          </w:tcPr>
+          <w:p>
+            <w:pPr>
+              <w:spacing w:after="100"/>
+              <w:rPr>
+                <w:rFonts w:hint="default" w:ascii="Times New Roman" w:hAnsi="Times New Roman" w:cs="Times New Roman"/>
+                <w:sz w:val="28"/>
+                <w:szCs w:val="28"/>
+                <w:vertAlign w:val="baseline"/>
+              </w:rPr>
+            </w:pPr>
+            <w:r>
+              <w:rPr>
+                <w:rFonts w:hint="default" w:ascii="Times New Roman" w:hAnsi="Times New Roman" w:eastAsia="SimSun" w:cs="Times New Roman"/>
+                <w:sz w:val="28"/>
+                <w:szCs w:val="28"/>
+              </w:rPr>
+              <w:t>Bản ghi sạch</w:t>
             </w:r>
           </w:p>
         </w:tc>
@@ -927,34 +752,27 @@
             <w:insideV w:val="single" w:color="auto" w:sz="4" w:space="0"/>
           </w:tblBorders>
           <w:tblCellMar>
-            <w:top w:w="0" w:type="dxa"/>
-            <w:left w:w="10" w:type="dxa"/>
-            <w:bottom w:w="0" w:type="dxa"/>
-            <w:right w:w="10" w:type="dxa"/>
+            <w:left w:w="108" w:type="dxa"/>
+            <w:right w:w="108" w:type="dxa"/>
           </w:tblCellMar>
         </w:tblPrEx>
         <w:tc>
           <w:tcPr>
-            <w:tcW w:w="1950" w:type="dxa"/>
-            <w:tcBorders>
-              <w:top w:val="single" w:color="808080" w:sz="4" w:space="0"/>
-              <w:left w:val="single" w:color="808080" w:sz="4" w:space="0"/>
-              <w:bottom w:val="single" w:color="808080" w:sz="4" w:space="0"/>
-              <w:right w:val="single" w:color="808080" w:sz="4" w:space="0"/>
-            </w:tcBorders>
-            <w:tcMar>
-              <w:top w:w="60" w:type="dxa"/>
-              <w:left w:w="100" w:type="dxa"/>
-              <w:bottom w:w="60" w:type="dxa"/>
-              <w:right w:w="100" w:type="dxa"/>
-            </w:tcMar>
-          </w:tcPr>
-          <w:p>
-            <w:r>
-              <w:rPr>
-                <w:rFonts w:ascii="Times New Roman" w:hAnsi="Times New Roman" w:eastAsia="Times New Roman" w:cs="Times New Roman"/>
-                <w:b w:val="0"/>
-                <w:bCs w:val="0"/>
+            <w:tcW w:w="2321" w:type="dxa"/>
+          </w:tcPr>
+          <w:p>
+            <w:pPr>
+              <w:spacing w:after="100"/>
+              <w:rPr>
+                <w:rFonts w:hint="default" w:ascii="Times New Roman" w:hAnsi="Times New Roman" w:cs="Times New Roman"/>
+                <w:sz w:val="28"/>
+                <w:szCs w:val="28"/>
+                <w:vertAlign w:val="baseline"/>
+              </w:rPr>
+            </w:pPr>
+            <w:r>
+              <w:rPr>
+                <w:rFonts w:hint="default" w:ascii="Times New Roman" w:hAnsi="Times New Roman" w:eastAsia="SimSun" w:cs="Times New Roman"/>
                 <w:sz w:val="28"/>
                 <w:szCs w:val="28"/>
               </w:rPr>
@@ -964,26 +782,21 @@
         </w:tc>
         <w:tc>
           <w:tcPr>
-            <w:tcW w:w="2300" w:type="dxa"/>
-            <w:tcBorders>
-              <w:top w:val="single" w:color="808080" w:sz="4" w:space="0"/>
-              <w:left w:val="single" w:color="808080" w:sz="4" w:space="0"/>
-              <w:bottom w:val="single" w:color="808080" w:sz="4" w:space="0"/>
-              <w:right w:val="single" w:color="808080" w:sz="4" w:space="0"/>
-            </w:tcBorders>
-            <w:tcMar>
-              <w:top w:w="60" w:type="dxa"/>
-              <w:left w:w="100" w:type="dxa"/>
-              <w:bottom w:w="60" w:type="dxa"/>
-              <w:right w:w="100" w:type="dxa"/>
-            </w:tcMar>
-          </w:tcPr>
-          <w:p>
-            <w:r>
-              <w:rPr>
-                <w:rFonts w:ascii="Times New Roman" w:hAnsi="Times New Roman" w:eastAsia="Times New Roman" w:cs="Times New Roman"/>
-                <w:b w:val="0"/>
-                <w:bCs w:val="0"/>
+            <w:tcW w:w="2322" w:type="dxa"/>
+          </w:tcPr>
+          <w:p>
+            <w:pPr>
+              <w:spacing w:after="100"/>
+              <w:rPr>
+                <w:rFonts w:hint="default" w:ascii="Times New Roman" w:hAnsi="Times New Roman" w:cs="Times New Roman"/>
+                <w:sz w:val="28"/>
+                <w:szCs w:val="28"/>
+                <w:vertAlign w:val="baseline"/>
+              </w:rPr>
+            </w:pPr>
+            <w:r>
+              <w:rPr>
+                <w:rFonts w:hint="default" w:ascii="Times New Roman" w:hAnsi="Times New Roman" w:eastAsia="SimSun" w:cs="Times New Roman"/>
                 <w:sz w:val="28"/>
                 <w:szCs w:val="28"/>
               </w:rPr>
@@ -993,59 +806,49 @@
         </w:tc>
         <w:tc>
           <w:tcPr>
-            <w:tcW w:w="2600" w:type="dxa"/>
-            <w:tcBorders>
-              <w:top w:val="single" w:color="808080" w:sz="4" w:space="0"/>
-              <w:left w:val="single" w:color="808080" w:sz="4" w:space="0"/>
-              <w:bottom w:val="single" w:color="808080" w:sz="4" w:space="0"/>
-              <w:right w:val="single" w:color="808080" w:sz="4" w:space="0"/>
-            </w:tcBorders>
-            <w:tcMar>
-              <w:top w:w="60" w:type="dxa"/>
-              <w:left w:w="100" w:type="dxa"/>
-              <w:bottom w:w="60" w:type="dxa"/>
-              <w:right w:w="100" w:type="dxa"/>
-            </w:tcMar>
-          </w:tcPr>
-          <w:p>
-            <w:r>
-              <w:rPr>
-                <w:rFonts w:ascii="Times New Roman" w:hAnsi="Times New Roman" w:eastAsia="Times New Roman" w:cs="Times New Roman"/>
-                <w:b w:val="0"/>
-                <w:bCs w:val="0"/>
-                <w:sz w:val="28"/>
-                <w:szCs w:val="28"/>
-              </w:rPr>
-              <w:t>Nhóm theo tháng/danh mục, tính tổng, tỷ lệ %</w:t>
-            </w:r>
-          </w:p>
-        </w:tc>
-        <w:tc>
-          <w:tcPr>
-            <w:tcW w:w="2176" w:type="dxa"/>
-            <w:tcBorders>
-              <w:top w:val="single" w:color="808080" w:sz="4" w:space="0"/>
-              <w:left w:val="single" w:color="808080" w:sz="4" w:space="0"/>
-              <w:bottom w:val="single" w:color="808080" w:sz="4" w:space="0"/>
-              <w:right w:val="single" w:color="808080" w:sz="4" w:space="0"/>
-            </w:tcBorders>
-            <w:tcMar>
-              <w:top w:w="60" w:type="dxa"/>
-              <w:left w:w="100" w:type="dxa"/>
-              <w:bottom w:w="60" w:type="dxa"/>
-              <w:right w:w="100" w:type="dxa"/>
-            </w:tcMar>
-          </w:tcPr>
-          <w:p>
-            <w:r>
-              <w:rPr>
-                <w:rFonts w:ascii="Times New Roman" w:hAnsi="Times New Roman" w:eastAsia="Times New Roman" w:cs="Times New Roman"/>
-                <w:b w:val="0"/>
-                <w:bCs w:val="0"/>
-                <w:sz w:val="28"/>
-                <w:szCs w:val="28"/>
-              </w:rPr>
-              <w:t>Báo cáo chi tiêu tháng</w:t>
+            <w:tcW w:w="2496" w:type="dxa"/>
+          </w:tcPr>
+          <w:p>
+            <w:pPr>
+              <w:spacing w:after="100"/>
+              <w:rPr>
+                <w:rFonts w:hint="default" w:ascii="Times New Roman" w:hAnsi="Times New Roman" w:cs="Times New Roman"/>
+                <w:sz w:val="28"/>
+                <w:szCs w:val="28"/>
+                <w:vertAlign w:val="baseline"/>
+              </w:rPr>
+            </w:pPr>
+            <w:r>
+              <w:rPr>
+                <w:rFonts w:hint="default" w:ascii="Times New Roman" w:hAnsi="Times New Roman" w:eastAsia="SimSun" w:cs="Times New Roman"/>
+                <w:sz w:val="28"/>
+                <w:szCs w:val="28"/>
+              </w:rPr>
+              <w:t>Tổng hợp theo tháng/danh mục</w:t>
+            </w:r>
+          </w:p>
+        </w:tc>
+        <w:tc>
+          <w:tcPr>
+            <w:tcW w:w="2148" w:type="dxa"/>
+          </w:tcPr>
+          <w:p>
+            <w:pPr>
+              <w:spacing w:after="100"/>
+              <w:rPr>
+                <w:rFonts w:hint="default" w:ascii="Times New Roman" w:hAnsi="Times New Roman" w:cs="Times New Roman"/>
+                <w:sz w:val="28"/>
+                <w:szCs w:val="28"/>
+                <w:vertAlign w:val="baseline"/>
+              </w:rPr>
+            </w:pPr>
+            <w:r>
+              <w:rPr>
+                <w:rFonts w:hint="default" w:ascii="Times New Roman" w:hAnsi="Times New Roman" w:eastAsia="SimSun" w:cs="Times New Roman"/>
+                <w:sz w:val="28"/>
+                <w:szCs w:val="28"/>
+              </w:rPr>
+              <w:t>Báo cáo chi tiêu</w:t>
             </w:r>
           </w:p>
         </w:tc>
@@ -1061,34 +864,27 @@
             <w:insideV w:val="single" w:color="auto" w:sz="4" w:space="0"/>
           </w:tblBorders>
           <w:tblCellMar>
-            <w:top w:w="0" w:type="dxa"/>
-            <w:left w:w="10" w:type="dxa"/>
-            <w:bottom w:w="0" w:type="dxa"/>
-            <w:right w:w="10" w:type="dxa"/>
+            <w:left w:w="108" w:type="dxa"/>
+            <w:right w:w="108" w:type="dxa"/>
           </w:tblCellMar>
         </w:tblPrEx>
         <w:tc>
           <w:tcPr>
-            <w:tcW w:w="1950" w:type="dxa"/>
-            <w:tcBorders>
-              <w:top w:val="single" w:color="808080" w:sz="4" w:space="0"/>
-              <w:left w:val="single" w:color="808080" w:sz="4" w:space="0"/>
-              <w:bottom w:val="single" w:color="808080" w:sz="4" w:space="0"/>
-              <w:right w:val="single" w:color="808080" w:sz="4" w:space="0"/>
-            </w:tcBorders>
-            <w:tcMar>
-              <w:top w:w="60" w:type="dxa"/>
-              <w:left w:w="100" w:type="dxa"/>
-              <w:bottom w:w="60" w:type="dxa"/>
-              <w:right w:w="100" w:type="dxa"/>
-            </w:tcMar>
-          </w:tcPr>
-          <w:p>
-            <w:r>
-              <w:rPr>
-                <w:rFonts w:ascii="Times New Roman" w:hAnsi="Times New Roman" w:eastAsia="Times New Roman" w:cs="Times New Roman"/>
-                <w:b w:val="0"/>
-                <w:bCs w:val="0"/>
+            <w:tcW w:w="2321" w:type="dxa"/>
+          </w:tcPr>
+          <w:p>
+            <w:pPr>
+              <w:spacing w:after="100"/>
+              <w:rPr>
+                <w:rFonts w:hint="default" w:ascii="Times New Roman" w:hAnsi="Times New Roman" w:cs="Times New Roman"/>
+                <w:sz w:val="28"/>
+                <w:szCs w:val="28"/>
+                <w:vertAlign w:val="baseline"/>
+              </w:rPr>
+            </w:pPr>
+            <w:r>
+              <w:rPr>
+                <w:rFonts w:hint="default" w:ascii="Times New Roman" w:hAnsi="Times New Roman" w:eastAsia="SimSun" w:cs="Times New Roman"/>
                 <w:sz w:val="28"/>
                 <w:szCs w:val="28"/>
               </w:rPr>
@@ -1098,88 +894,91 @@
         </w:tc>
         <w:tc>
           <w:tcPr>
-            <w:tcW w:w="2300" w:type="dxa"/>
-            <w:tcBorders>
-              <w:top w:val="single" w:color="808080" w:sz="4" w:space="0"/>
-              <w:left w:val="single" w:color="808080" w:sz="4" w:space="0"/>
-              <w:bottom w:val="single" w:color="808080" w:sz="4" w:space="0"/>
-              <w:right w:val="single" w:color="808080" w:sz="4" w:space="0"/>
-            </w:tcBorders>
-            <w:tcMar>
-              <w:top w:w="60" w:type="dxa"/>
-              <w:left w:w="100" w:type="dxa"/>
-              <w:bottom w:w="60" w:type="dxa"/>
-              <w:right w:w="100" w:type="dxa"/>
-            </w:tcMar>
-          </w:tcPr>
-          <w:p>
-            <w:r>
-              <w:rPr>
-                <w:rFonts w:ascii="Times New Roman" w:hAnsi="Times New Roman" w:eastAsia="Times New Roman" w:cs="Times New Roman"/>
-                <w:b w:val="0"/>
-                <w:bCs w:val="0"/>
-                <w:sz w:val="28"/>
-                <w:szCs w:val="28"/>
-              </w:rPr>
-              <w:t>Báo cáo, lịch sử, ngân sách</w:t>
-            </w:r>
-          </w:p>
-        </w:tc>
-        <w:tc>
-          <w:tcPr>
-            <w:tcW w:w="2600" w:type="dxa"/>
-            <w:tcBorders>
-              <w:top w:val="single" w:color="808080" w:sz="4" w:space="0"/>
-              <w:left w:val="single" w:color="808080" w:sz="4" w:space="0"/>
-              <w:bottom w:val="single" w:color="808080" w:sz="4" w:space="0"/>
-              <w:right w:val="single" w:color="808080" w:sz="4" w:space="0"/>
-            </w:tcBorders>
-            <w:tcMar>
-              <w:top w:w="60" w:type="dxa"/>
-              <w:left w:w="100" w:type="dxa"/>
-              <w:bottom w:w="60" w:type="dxa"/>
-              <w:right w:w="100" w:type="dxa"/>
-            </w:tcMar>
-          </w:tcPr>
-          <w:p>
-            <w:r>
-              <w:rPr>
-                <w:rFonts w:ascii="Times New Roman" w:hAnsi="Times New Roman" w:eastAsia="Times New Roman" w:cs="Times New Roman"/>
-                <w:b w:val="0"/>
-                <w:bCs w:val="0"/>
-                <w:sz w:val="28"/>
-                <w:szCs w:val="28"/>
-              </w:rPr>
-              <w:t>Rule engine: chi tiêu &gt; 90% ngân sách thì cảnh báo</w:t>
-            </w:r>
-          </w:p>
-        </w:tc>
-        <w:tc>
-          <w:tcPr>
-            <w:tcW w:w="2176" w:type="dxa"/>
-            <w:tcBorders>
-              <w:top w:val="single" w:color="808080" w:sz="4" w:space="0"/>
-              <w:left w:val="single" w:color="808080" w:sz="4" w:space="0"/>
-              <w:bottom w:val="single" w:color="808080" w:sz="4" w:space="0"/>
-              <w:right w:val="single" w:color="808080" w:sz="4" w:space="0"/>
-            </w:tcBorders>
-            <w:tcMar>
-              <w:top w:w="60" w:type="dxa"/>
-              <w:left w:w="100" w:type="dxa"/>
-              <w:bottom w:w="60" w:type="dxa"/>
-              <w:right w:w="100" w:type="dxa"/>
-            </w:tcMar>
-          </w:tcPr>
-          <w:p>
-            <w:r>
-              <w:rPr>
-                <w:rFonts w:ascii="Times New Roman" w:hAnsi="Times New Roman" w:eastAsia="Times New Roman" w:cs="Times New Roman"/>
-                <w:b w:val="0"/>
-                <w:bCs w:val="0"/>
-                <w:sz w:val="28"/>
-                <w:szCs w:val="28"/>
-              </w:rPr>
-              <w:t>Push notification cảnh báo</w:t>
+            <w:tcW w:w="2322" w:type="dxa"/>
+          </w:tcPr>
+          <w:p>
+            <w:pPr>
+              <w:spacing w:after="100"/>
+              <w:rPr>
+                <w:rFonts w:hint="default" w:ascii="Times New Roman" w:hAnsi="Times New Roman" w:cs="Times New Roman"/>
+                <w:sz w:val="28"/>
+                <w:szCs w:val="28"/>
+                <w:vertAlign w:val="baseline"/>
+              </w:rPr>
+            </w:pPr>
+            <w:r>
+              <w:rPr>
+                <w:rFonts w:hint="default" w:ascii="Times New Roman" w:hAnsi="Times New Roman" w:eastAsia="SimSun" w:cs="Times New Roman"/>
+                <w:sz w:val="28"/>
+                <w:szCs w:val="28"/>
+              </w:rPr>
+              <w:t>Báo cáo, hạn mức</w:t>
+            </w:r>
+          </w:p>
+        </w:tc>
+        <w:tc>
+          <w:tcPr>
+            <w:tcW w:w="2496" w:type="dxa"/>
+          </w:tcPr>
+          <w:p>
+            <w:pPr>
+              <w:spacing w:after="100"/>
+              <w:rPr>
+                <w:rFonts w:hint="default" w:ascii="Times New Roman" w:hAnsi="Times New Roman" w:eastAsia="SimSun" w:cs="Times New Roman"/>
+                <w:sz w:val="28"/>
+                <w:szCs w:val="28"/>
+              </w:rPr>
+            </w:pPr>
+            <w:r>
+              <w:rPr>
+                <w:rFonts w:hint="default" w:ascii="Times New Roman" w:hAnsi="Times New Roman" w:eastAsia="SimSun" w:cs="Times New Roman"/>
+                <w:sz w:val="28"/>
+                <w:szCs w:val="28"/>
+              </w:rPr>
+              <w:t xml:space="preserve">Rule engine </w:t>
+            </w:r>
+          </w:p>
+          <w:p>
+            <w:pPr>
+              <w:spacing w:after="100"/>
+              <w:rPr>
+                <w:rFonts w:hint="default" w:ascii="Times New Roman" w:hAnsi="Times New Roman" w:cs="Times New Roman"/>
+                <w:sz w:val="28"/>
+                <w:szCs w:val="28"/>
+                <w:vertAlign w:val="baseline"/>
+              </w:rPr>
+            </w:pPr>
+            <w:r>
+              <w:rPr>
+                <w:rFonts w:hint="default" w:ascii="Times New Roman" w:hAnsi="Times New Roman" w:eastAsia="SimSun" w:cs="Times New Roman"/>
+                <w:sz w:val="28"/>
+                <w:szCs w:val="28"/>
+              </w:rPr>
+              <w:t>(&gt; 90% ngân sách)</w:t>
+            </w:r>
+          </w:p>
+        </w:tc>
+        <w:tc>
+          <w:tcPr>
+            <w:tcW w:w="2148" w:type="dxa"/>
+          </w:tcPr>
+          <w:p>
+            <w:pPr>
+              <w:spacing w:after="100"/>
+              <w:rPr>
+                <w:rFonts w:hint="default" w:ascii="Times New Roman" w:hAnsi="Times New Roman" w:cs="Times New Roman"/>
+                <w:sz w:val="28"/>
+                <w:szCs w:val="28"/>
+                <w:vertAlign w:val="baseline"/>
+              </w:rPr>
+            </w:pPr>
+            <w:r>
+              <w:rPr>
+                <w:rFonts w:hint="default" w:ascii="Times New Roman" w:hAnsi="Times New Roman" w:eastAsia="SimSun" w:cs="Times New Roman"/>
+                <w:sz w:val="28"/>
+                <w:szCs w:val="28"/>
+              </w:rPr>
+              <w:t>Cảnh báo</w:t>
             </w:r>
           </w:p>
         </w:tc>
@@ -1195,34 +994,27 @@
             <w:insideV w:val="single" w:color="auto" w:sz="4" w:space="0"/>
           </w:tblBorders>
           <w:tblCellMar>
-            <w:top w:w="0" w:type="dxa"/>
-            <w:left w:w="10" w:type="dxa"/>
-            <w:bottom w:w="0" w:type="dxa"/>
-            <w:right w:w="10" w:type="dxa"/>
+            <w:left w:w="108" w:type="dxa"/>
+            <w:right w:w="108" w:type="dxa"/>
           </w:tblCellMar>
         </w:tblPrEx>
         <w:tc>
           <w:tcPr>
-            <w:tcW w:w="1950" w:type="dxa"/>
-            <w:tcBorders>
-              <w:top w:val="single" w:color="808080" w:sz="4" w:space="0"/>
-              <w:left w:val="single" w:color="808080" w:sz="4" w:space="0"/>
-              <w:bottom w:val="single" w:color="808080" w:sz="4" w:space="0"/>
-              <w:right w:val="single" w:color="808080" w:sz="4" w:space="0"/>
-            </w:tcBorders>
-            <w:tcMar>
-              <w:top w:w="60" w:type="dxa"/>
-              <w:left w:w="100" w:type="dxa"/>
-              <w:bottom w:w="60" w:type="dxa"/>
-              <w:right w:w="100" w:type="dxa"/>
-            </w:tcMar>
-          </w:tcPr>
-          <w:p>
-            <w:r>
-              <w:rPr>
-                <w:rFonts w:ascii="Times New Roman" w:hAnsi="Times New Roman" w:eastAsia="Times New Roman" w:cs="Times New Roman"/>
-                <w:b w:val="0"/>
-                <w:bCs w:val="0"/>
+            <w:tcW w:w="2321" w:type="dxa"/>
+          </w:tcPr>
+          <w:p>
+            <w:pPr>
+              <w:spacing w:after="100"/>
+              <w:rPr>
+                <w:rFonts w:hint="default" w:ascii="Times New Roman" w:hAnsi="Times New Roman" w:cs="Times New Roman"/>
+                <w:sz w:val="28"/>
+                <w:szCs w:val="28"/>
+                <w:vertAlign w:val="baseline"/>
+              </w:rPr>
+            </w:pPr>
+            <w:r>
+              <w:rPr>
+                <w:rFonts w:hint="default" w:ascii="Times New Roman" w:hAnsi="Times New Roman" w:eastAsia="SimSun" w:cs="Times New Roman"/>
                 <w:sz w:val="28"/>
                 <w:szCs w:val="28"/>
               </w:rPr>
@@ -1232,88 +1024,73 @@
         </w:tc>
         <w:tc>
           <w:tcPr>
-            <w:tcW w:w="2300" w:type="dxa"/>
-            <w:tcBorders>
-              <w:top w:val="single" w:color="808080" w:sz="4" w:space="0"/>
-              <w:left w:val="single" w:color="808080" w:sz="4" w:space="0"/>
-              <w:bottom w:val="single" w:color="808080" w:sz="4" w:space="0"/>
-              <w:right w:val="single" w:color="808080" w:sz="4" w:space="0"/>
-            </w:tcBorders>
-            <w:tcMar>
-              <w:top w:w="60" w:type="dxa"/>
-              <w:left w:w="100" w:type="dxa"/>
-              <w:bottom w:w="60" w:type="dxa"/>
-              <w:right w:w="100" w:type="dxa"/>
-            </w:tcMar>
-          </w:tcPr>
-          <w:p>
-            <w:r>
-              <w:rPr>
-                <w:rFonts w:ascii="Times New Roman" w:hAnsi="Times New Roman" w:eastAsia="Times New Roman" w:cs="Times New Roman"/>
-                <w:b w:val="0"/>
-                <w:bCs w:val="0"/>
-                <w:sz w:val="28"/>
-                <w:szCs w:val="28"/>
-              </w:rPr>
-              <w:t>Tri thức, mục tiêu, thu nhập</w:t>
-            </w:r>
-          </w:p>
-        </w:tc>
-        <w:tc>
-          <w:tcPr>
-            <w:tcW w:w="2600" w:type="dxa"/>
-            <w:tcBorders>
-              <w:top w:val="single" w:color="808080" w:sz="4" w:space="0"/>
-              <w:left w:val="single" w:color="808080" w:sz="4" w:space="0"/>
-              <w:bottom w:val="single" w:color="808080" w:sz="4" w:space="0"/>
-              <w:right w:val="single" w:color="808080" w:sz="4" w:space="0"/>
-            </w:tcBorders>
-            <w:tcMar>
-              <w:top w:w="60" w:type="dxa"/>
-              <w:left w:w="100" w:type="dxa"/>
-              <w:bottom w:w="60" w:type="dxa"/>
-              <w:right w:w="100" w:type="dxa"/>
-            </w:tcMar>
-          </w:tcPr>
-          <w:p>
-            <w:r>
-              <w:rPr>
-                <w:rFonts w:ascii="Times New Roman" w:hAnsi="Times New Roman" w:eastAsia="Times New Roman" w:cs="Times New Roman"/>
-                <w:b w:val="0"/>
-                <w:bCs w:val="0"/>
-                <w:sz w:val="28"/>
-                <w:szCs w:val="28"/>
-              </w:rPr>
-              <w:t>Mô hình gợi ý, mô phỏng tiết kiệm</w:t>
-            </w:r>
-          </w:p>
-        </w:tc>
-        <w:tc>
-          <w:tcPr>
-            <w:tcW w:w="2176" w:type="dxa"/>
-            <w:tcBorders>
-              <w:top w:val="single" w:color="808080" w:sz="4" w:space="0"/>
-              <w:left w:val="single" w:color="808080" w:sz="4" w:space="0"/>
-              <w:bottom w:val="single" w:color="808080" w:sz="4" w:space="0"/>
-              <w:right w:val="single" w:color="808080" w:sz="4" w:space="0"/>
-            </w:tcBorders>
-            <w:tcMar>
-              <w:top w:w="60" w:type="dxa"/>
-              <w:left w:w="100" w:type="dxa"/>
-              <w:bottom w:w="60" w:type="dxa"/>
-              <w:right w:w="100" w:type="dxa"/>
-            </w:tcMar>
-          </w:tcPr>
-          <w:p>
-            <w:r>
-              <w:rPr>
-                <w:rFonts w:ascii="Times New Roman" w:hAnsi="Times New Roman" w:eastAsia="Times New Roman" w:cs="Times New Roman"/>
-                <w:b w:val="0"/>
-                <w:bCs w:val="0"/>
-                <w:sz w:val="28"/>
-                <w:szCs w:val="28"/>
-              </w:rPr>
-              <w:t>Kế hoạch tiết kiệm cá nhân hóa</w:t>
+            <w:tcW w:w="2322" w:type="dxa"/>
+          </w:tcPr>
+          <w:p>
+            <w:pPr>
+              <w:spacing w:after="100"/>
+              <w:rPr>
+                <w:rFonts w:hint="default" w:ascii="Times New Roman" w:hAnsi="Times New Roman" w:cs="Times New Roman"/>
+                <w:sz w:val="28"/>
+                <w:szCs w:val="28"/>
+                <w:vertAlign w:val="baseline"/>
+              </w:rPr>
+            </w:pPr>
+            <w:r>
+              <w:rPr>
+                <w:rFonts w:hint="default" w:ascii="Times New Roman" w:hAnsi="Times New Roman" w:eastAsia="SimSun" w:cs="Times New Roman"/>
+                <w:sz w:val="28"/>
+                <w:szCs w:val="28"/>
+              </w:rPr>
+              <w:t>Tri thức, mục tiêu</w:t>
+            </w:r>
+          </w:p>
+        </w:tc>
+        <w:tc>
+          <w:tcPr>
+            <w:tcW w:w="2496" w:type="dxa"/>
+          </w:tcPr>
+          <w:p>
+            <w:pPr>
+              <w:spacing w:after="100"/>
+              <w:rPr>
+                <w:rFonts w:hint="default" w:ascii="Times New Roman" w:hAnsi="Times New Roman" w:cs="Times New Roman"/>
+                <w:sz w:val="28"/>
+                <w:szCs w:val="28"/>
+                <w:vertAlign w:val="baseline"/>
+              </w:rPr>
+            </w:pPr>
+            <w:r>
+              <w:rPr>
+                <w:rFonts w:hint="default" w:ascii="Times New Roman" w:hAnsi="Times New Roman" w:eastAsia="SimSun" w:cs="Times New Roman"/>
+                <w:sz w:val="28"/>
+                <w:szCs w:val="28"/>
+              </w:rPr>
+              <w:t>Mô hình gợi ý</w:t>
+            </w:r>
+          </w:p>
+        </w:tc>
+        <w:tc>
+          <w:tcPr>
+            <w:tcW w:w="2148" w:type="dxa"/>
+          </w:tcPr>
+          <w:p>
+            <w:pPr>
+              <w:spacing w:after="100"/>
+              <w:rPr>
+                <w:rFonts w:hint="default" w:ascii="Times New Roman" w:hAnsi="Times New Roman" w:cs="Times New Roman"/>
+                <w:sz w:val="28"/>
+                <w:szCs w:val="28"/>
+                <w:vertAlign w:val="baseline"/>
+              </w:rPr>
+            </w:pPr>
+            <w:r>
+              <w:rPr>
+                <w:rFonts w:hint="default" w:ascii="Times New Roman" w:hAnsi="Times New Roman" w:eastAsia="SimSun" w:cs="Times New Roman"/>
+                <w:sz w:val="28"/>
+                <w:szCs w:val="28"/>
+              </w:rPr>
+              <w:t>Kế hoạch tiết kiệm</w:t>
             </w:r>
           </w:p>
         </w:tc>
@@ -1357,12 +1134,32 @@
 </w:document>
 </file>
 
+<file path=word/numbering.xml><?xml version="1.0" encoding="utf-8"?>
+<w:numbering xmlns:wpc="http://schemas.microsoft.com/office/word/2010/wordprocessingCanvas" xmlns:mc="http://schemas.openxmlformats.org/markup-compatibility/2006" xmlns:o="urn:schemas-microsoft-com:office:office" xmlns:r="http://schemas.openxmlformats.org/officeDocument/2006/relationships" xmlns:m="http://schemas.openxmlformats.org/officeDocument/2006/math" xmlns:v="urn:schemas-microsoft-com:vml" xmlns:wp14="http://schemas.microsoft.com/office/word/2010/wordprocessingDrawing" xmlns:wp="http://schemas.openxmlformats.org/drawingml/2006/wordprocessingDrawing" xmlns:w10="urn:schemas-microsoft-com:office:word" xmlns:w="http://schemas.openxmlformats.org/wordprocessingml/2006/main" xmlns:w14="http://schemas.microsoft.com/office/word/2010/wordml" xmlns:wpg="http://schemas.microsoft.com/office/word/2010/wordprocessingGroup" xmlns:wpi="http://schemas.microsoft.com/office/word/2010/wordprocessingInk" xmlns:wne="http://schemas.microsoft.com/office/word/2006/wordml" xmlns:wps="http://schemas.microsoft.com/office/word/2010/wordprocessingShape" xmlns:wpsCustomData="http://www.wps.cn/officeDocument/2013/wpsCustomData" mc:Ignorable="w14 wp14">
+  <w:abstractNum w:abstractNumId="0">
+    <w:nsid w:val="9E0E2057"/>
+    <w:multiLevelType w:val="singleLevel"/>
+    <w:tmpl w:val="9E0E2057"/>
+    <w:lvl w:ilvl="0" w:tentative="0">
+      <w:start w:val="1"/>
+      <w:numFmt w:val="decimal"/>
+      <w:suff w:val="space"/>
+      <w:lvlText w:val="%1."/>
+      <w:lvlJc w:val="left"/>
+    </w:lvl>
+  </w:abstractNum>
+  <w:num w:numId="1">
+    <w:abstractNumId w:val="0"/>
+  </w:num>
+</w:numbering>
+</file>
+
 <file path=word/styles.xml><?xml version="1.0" encoding="utf-8"?>
 <w:styles xmlns:mc="http://schemas.openxmlformats.org/markup-compatibility/2006" xmlns:o="urn:schemas-microsoft-com:office:office" xmlns:r="http://schemas.openxmlformats.org/officeDocument/2006/relationships" xmlns:m="http://schemas.openxmlformats.org/officeDocument/2006/math" xmlns:v="urn:schemas-microsoft-com:vml" xmlns:w="http://schemas.openxmlformats.org/wordprocessingml/2006/main" xmlns:w14="http://schemas.microsoft.com/office/word/2010/wordml" xmlns:w10="urn:schemas-microsoft-com:office:word" xmlns:sl="http://schemas.openxmlformats.org/schemaLibrary/2006/main" xmlns:wpsCustomData="http://www.wps.cn/officeDocument/2013/wpsCustomData" mc:Ignorable="w14">
   <w:docDefaults>
     <w:rPrDefault>
       <w:rPr>
-        <w:rFonts w:ascii="Times New Roman" w:hAnsi="Times New Roman" w:eastAsia="Times New Roman" w:cs="Times New Roman"/>
+        <w:rFonts w:ascii="Times New Roman" w:hAnsi="Times New Roman" w:eastAsia="SimSun" w:cs="Times New Roman"/>
       </w:rPr>
     </w:rPrDefault>
     <w:pPrDefault/>
@@ -1732,7 +1529,7 @@
   </w:style>
   <w:style w:type="paragraph" w:styleId="11">
     <w:name w:val="endnote text"/>
-    <w:link w:val="18"/>
+    <w:link w:val="20"/>
     <w:semiHidden/>
     <w:unhideWhenUsed/>
     <w:qFormat/>
@@ -1758,7 +1555,7 @@
   </w:style>
   <w:style w:type="paragraph" w:styleId="13">
     <w:name w:val="footnote text"/>
-    <w:link w:val="17"/>
+    <w:link w:val="19"/>
     <w:semiHidden/>
     <w:unhideWhenUsed/>
     <w:qFormat/>
@@ -1782,7 +1579,36 @@
       <w:u w:val="single"/>
     </w:rPr>
   </w:style>
-  <w:style w:type="paragraph" w:styleId="15">
+  <w:style w:type="character" w:styleId="15">
+    <w:name w:val="Strong"/>
+    <w:basedOn w:val="8"/>
+    <w:qFormat/>
+    <w:uiPriority w:val="0"/>
+    <w:rPr>
+      <w:b/>
+      <w:bCs/>
+    </w:rPr>
+  </w:style>
+  <w:style w:type="table" w:styleId="16">
+    <w:name w:val="Table Grid"/>
+    <w:basedOn w:val="9"/>
+    <w:uiPriority w:val="0"/>
+    <w:pPr>
+      <w:widowControl w:val="0"/>
+      <w:jc w:val="both"/>
+    </w:pPr>
+    <w:tblPr>
+      <w:tblBorders>
+        <w:top w:val="single" w:color="auto" w:sz="4" w:space="0"/>
+        <w:left w:val="single" w:color="auto" w:sz="4" w:space="0"/>
+        <w:bottom w:val="single" w:color="auto" w:sz="4" w:space="0"/>
+        <w:right w:val="single" w:color="auto" w:sz="4" w:space="0"/>
+        <w:insideH w:val="single" w:color="auto" w:sz="4" w:space="0"/>
+        <w:insideV w:val="single" w:color="auto" w:sz="4" w:space="0"/>
+      </w:tblBorders>
+    </w:tblPr>
+  </w:style>
+  <w:style w:type="paragraph" w:styleId="17">
     <w:name w:val="Title"/>
     <w:qFormat/>
     <w:uiPriority w:val="0"/>
@@ -1792,7 +1618,7 @@
       <w:szCs w:val="56"/>
     </w:rPr>
   </w:style>
-  <w:style w:type="paragraph" w:styleId="16">
+  <w:style w:type="paragraph" w:styleId="18">
     <w:name w:val="List Paragraph"/>
     <w:qFormat/>
     <w:uiPriority w:val="0"/>
@@ -1802,7 +1628,7 @@
       <w:szCs w:val="28"/>
     </w:rPr>
   </w:style>
-  <w:style w:type="character" w:customStyle="1" w:styleId="17">
+  <w:style w:type="character" w:customStyle="1" w:styleId="19">
     <w:name w:val="Footnote Text Char"/>
     <w:link w:val="13"/>
     <w:semiHidden/>
@@ -1814,7 +1640,7 @@
       <w:szCs w:val="20"/>
     </w:rPr>
   </w:style>
-  <w:style w:type="character" w:customStyle="1" w:styleId="18">
+  <w:style w:type="character" w:customStyle="1" w:styleId="20">
     <w:name w:val="Endnote Text Char"/>
     <w:link w:val="11"/>
     <w:semiHidden/>
